--- a/docs/documentos-funcionales/13-ayuda-faq.docx
+++ b/docs/documentos-funcionales/13-ayuda-faq.docx
@@ -14,7 +14,7 @@
           <w:sz w:val="18"/>
           <w:szCs w:val="18"/>
         </w:rPr>
-        <w:t xml:space="preserve">BBVA MI CASA — PROTOTIPO FUNCIONAL</w:t>
+        <w:t xml:space="preserve">BBVA MI CASA — REQUERIMIENTOS FUNCIONALES</w:t>
       </w:r>
     </w:p>
     <w:p>
@@ -43,26 +43,7 @@
           <w:sz w:val="20"/>
           <w:szCs w:val="20"/>
         </w:rPr>
-        <w:t xml:space="preserve">Documento funcional  ·  15 de septiembre de 2026</w:t>
-      </w:r>
-    </w:p>
-    <w:p>
-      <w:pPr>
-        <w:pBdr>
-          <w:left w:val="single" w:color="004481" w:sz="18" w:space="8"/>
-        </w:pBdr>
-        <w:spacing w:after="60"/>
-        <w:ind w:left="200"/>
-      </w:pPr>
-      <w:r>
-        <w:rPr>
-          <w:i/>
-          <w:iCs/>
-          <w:color w:val="5B6B7A"/>
-          <w:sz w:val="20"/>
-          <w:szCs w:val="20"/>
-        </w:rPr>
-        <w:t xml:space="preserve">Nota de alcance: este documento describe el funcionamiento de una MAQUETA / PROTOTIPO FUNCIONAL de BBVA Mi Casa (una interfaz navegable con datos y reglas de ejemplo, sin backend ni integraciones reales), no la documentación de un proyecto en producción. Donde algo hoy está simulado, mockeado o pendiente de definición, se aclara explícitamente en las secciones de Integraciones, Seguridad y Pendientes.</w:t>
+        <w:t xml:space="preserve">Requerimiento funcional  ·  15 de septiembre de 2026</w:t>
       </w:r>
     </w:p>
     <w:p>
@@ -118,7 +99,7 @@
           <w:bCs/>
           <w:color w:val="0B1F3A"/>
         </w:rPr>
-        <w:t xml:space="preserve">Incluye en este prototipo</w:t>
+        <w:t xml:space="preserve">Incluye</w:t>
       </w:r>
     </w:p>
     <w:p>
@@ -171,33 +152,20 @@
           <w:bCs/>
           <w:color w:val="0B1F3A"/>
         </w:rPr>
-        <w:t xml:space="preserve">No incluye</w:t>
-      </w:r>
-    </w:p>
-    <w:p>
-      <w:pPr>
-        <w:pStyle w:val="ListParagraph"/>
-        <w:numPr>
-          <w:ilvl w:val="0"/>
-          <w:numId w:val="2"/>
-        </w:numPr>
-        <w:spacing w:after="90"/>
-      </w:pPr>
-      <w:r>
-        <w:t xml:space="preserve">Buscador dentro de las FAQ.</w:t>
-      </w:r>
-    </w:p>
-    <w:p>
-      <w:pPr>
-        <w:pStyle w:val="ListParagraph"/>
-        <w:numPr>
-          <w:ilvl w:val="0"/>
-          <w:numId w:val="2"/>
-        </w:numPr>
-        <w:spacing w:after="90"/>
-      </w:pPr>
-      <w:r>
-        <w:t xml:space="preserve">Chatbot o asistente de ayuda.</w:t>
+        <w:t xml:space="preserve">Fuera de alcance</w:t>
+      </w:r>
+    </w:p>
+    <w:p>
+      <w:pPr>
+        <w:pStyle w:val="ListParagraph"/>
+        <w:numPr>
+          <w:ilvl w:val="0"/>
+          <w:numId w:val="2"/>
+        </w:numPr>
+        <w:spacing w:after="90"/>
+      </w:pPr>
+      <w:r>
+        <w:t xml:space="preserve">Chatbot o asistente de ayuda (ver Pendientes).</w:t>
       </w:r>
     </w:p>
     <w:p>
@@ -313,7 +281,7 @@
         <w:spacing w:after="90"/>
       </w:pPr>
       <w:r>
-        <w:t xml:space="preserve">Ninguna: contenido estático.</w:t>
+        <w:t xml:space="preserve">Ninguna regla de negocio propia — contenido informativo.</w:t>
       </w:r>
     </w:p>
     <w:p>
@@ -330,20 +298,20 @@
           <w:bCs/>
           <w:color w:val="004481"/>
         </w:rPr>
-        <w:t xml:space="preserve">6. Datos que maneja — equipo de Data</w:t>
-      </w:r>
-    </w:p>
-    <w:p>
-      <w:pPr>
-        <w:pStyle w:val="ListParagraph"/>
-        <w:numPr>
-          <w:ilvl w:val="0"/>
-          <w:numId w:val="2"/>
-        </w:numPr>
-        <w:spacing w:after="90"/>
-      </w:pPr>
-      <w:r>
-        <w:t xml:space="preserve">Preguntas y respuestas embebidas en el archivo del prototipo; no genera ningún dato del usuario.</w:t>
+        <w:t xml:space="preserve">6. Requerimientos de datos — equipo de Data</w:t>
+      </w:r>
+    </w:p>
+    <w:p>
+      <w:pPr>
+        <w:pStyle w:val="ListParagraph"/>
+        <w:numPr>
+          <w:ilvl w:val="0"/>
+          <w:numId w:val="2"/>
+        </w:numPr>
+        <w:spacing w:after="90"/>
+      </w:pPr>
+      <w:r>
+        <w:t xml:space="preserve">Contenido de preguntas y respuestas administrado desde un CMS/help-center, para que pueda actualizarse sin un deploy.</w:t>
       </w:r>
     </w:p>
     <w:p>
@@ -360,20 +328,20 @@
           <w:bCs/>
           <w:color w:val="004481"/>
         </w:rPr>
-        <w:t xml:space="preserve">7. Integraciones y dependencias — equipo de Infraestructura</w:t>
-      </w:r>
-    </w:p>
-    <w:p>
-      <w:pPr>
-        <w:pStyle w:val="ListParagraph"/>
-        <w:numPr>
-          <w:ilvl w:val="0"/>
-          <w:numId w:val="2"/>
-        </w:numPr>
-        <w:spacing w:after="90"/>
-      </w:pPr>
-      <w:r>
-        <w:t xml:space="preserve">Ninguna.</w:t>
+        <w:t xml:space="preserve">7. Integraciones e infraestructura — equipo de Infraestructura</w:t>
+      </w:r>
+    </w:p>
+    <w:p>
+      <w:pPr>
+        <w:pStyle w:val="ListParagraph"/>
+        <w:numPr>
+          <w:ilvl w:val="0"/>
+          <w:numId w:val="2"/>
+        </w:numPr>
+        <w:spacing w:after="90"/>
+      </w:pPr>
+      <w:r>
+        <w:t xml:space="preserve">Herramienta de help-center (por ejemplo Zendesk o Intercom) si se busca medir uso y habilitar búsqueda dentro de las FAQ.</w:t>
       </w:r>
     </w:p>
     <w:p>
@@ -390,7 +358,7 @@
           <w:bCs/>
           <w:color w:val="004481"/>
         </w:rPr>
-        <w:t xml:space="preserve">8. Consideraciones de seguridad — equipo de Seguridad</w:t>
+        <w:t xml:space="preserve">8. Requerimientos de seguridad — equipo de Seguridad</w:t>
       </w:r>
     </w:p>
     <w:p>
@@ -420,63 +388,33 @@
           <w:bCs/>
           <w:color w:val="004481"/>
         </w:rPr>
-        <w:t xml:space="preserve">9. Limitaciones conocidas del prototipo</w:t>
-      </w:r>
-    </w:p>
-    <w:p>
-      <w:pPr>
-        <w:pStyle w:val="ListParagraph"/>
-        <w:numPr>
-          <w:ilvl w:val="0"/>
-          <w:numId w:val="2"/>
-        </w:numPr>
-        <w:spacing w:after="90"/>
-      </w:pPr>
-      <w:r>
-        <w:t xml:space="preserve">Contenido fijo, no editable sin tocar el código fuente.</w:t>
-      </w:r>
-    </w:p>
-    <w:p>
-      <w:pPr>
-        <w:pStyle w:val="ListParagraph"/>
-        <w:numPr>
-          <w:ilvl w:val="0"/>
-          <w:numId w:val="2"/>
-        </w:numPr>
-        <w:spacing w:after="90"/>
-      </w:pPr>
-      <w:r>
-        <w:t xml:space="preserve">Sin métrica de qué preguntas se consultan más.</w:t>
-      </w:r>
-    </w:p>
-    <w:p>
-      <w:pPr>
-        <w:pStyle w:val="Heading2"/>
-        <w:pBdr>
-          <w:bottom w:val="single" w:color="D9DEE4" w:sz="4" w:space="4"/>
-        </w:pBdr>
-        <w:spacing w:after="120" w:before="300"/>
-      </w:pPr>
-      <w:r>
-        <w:rPr>
-          <w:b/>
-          <w:bCs/>
-          <w:color w:val="004481"/>
-        </w:rPr>
-        <w:t xml:space="preserve">10. Pendientes / decisiones abiertas</w:t>
-      </w:r>
-    </w:p>
-    <w:p>
-      <w:pPr>
-        <w:pStyle w:val="ListParagraph"/>
-        <w:numPr>
-          <w:ilvl w:val="0"/>
-          <w:numId w:val="2"/>
-        </w:numPr>
-        <w:spacing w:after="90"/>
-      </w:pPr>
-      <w:r>
-        <w:t xml:space="preserve">Evaluar si el contenido debe migrar a un CMS o help-center real.</w:t>
+        <w:t xml:space="preserve">9. Pendientes / decisiones abiertas</w:t>
+      </w:r>
+    </w:p>
+    <w:p>
+      <w:pPr>
+        <w:pStyle w:val="ListParagraph"/>
+        <w:numPr>
+          <w:ilvl w:val="0"/>
+          <w:numId w:val="2"/>
+        </w:numPr>
+        <w:spacing w:after="90"/>
+      </w:pPr>
+      <w:r>
+        <w:t xml:space="preserve">Evaluar migración del contenido a un CMS/help-center real.</w:t>
+      </w:r>
+    </w:p>
+    <w:p>
+      <w:pPr>
+        <w:pStyle w:val="ListParagraph"/>
+        <w:numPr>
+          <w:ilvl w:val="0"/>
+          <w:numId w:val="2"/>
+        </w:numPr>
+        <w:spacing w:after="90"/>
+      </w:pPr>
+      <w:r>
+        <w:t xml:space="preserve">Evaluar sumar un buscador dentro de las FAQ.</w:t>
       </w:r>
     </w:p>
     <w:sectPr>
